--- a/kdp-krimis/band-06-schwarzwald/Alles-muss-raus-Band-6-Ausverkauf-KDP-Angaben.docx
+++ b/kdp-krimis/band-06-schwarzwald/Alles-muss-raus-Band-6-Ausverkauf-KDP-Angaben.docx
@@ -561,7 +561,7 @@
           <w:b w:val="0"/>
           <w:i w:val="0"/>
         </w:rPr>
-        <w:t>Format A5 (148 × 210 mm, bei KDP „5,83 × 8,27 Zoll“), 80 Seiten ohne Bilder, rund 14117 Wörter. Die Ränder (17 mm) passen für KDP. Vor dem Hochladen in Word „Speichern unter › PDF“ wählen und das PDF hochladen.</w:t>
+        <w:t>Format A5 (148 × 210 mm, bei KDP „5,83 × 8,27 Zoll“), 80 Seiten ohne Bilder, rund 14168 Wörter. Die Ränder (17 mm) passen für KDP. Vor dem Hochladen in Word „Speichern unter › PDF“ wählen und das PDF hochladen.</w:t>
       </w:r>
     </w:p>
     <w:sectPr>
